--- a/ghi-chu.docx
+++ b/ghi-chu.docx
@@ -24,6 +24,9 @@
     </w:p>
     <w:p>
       <w:r>
+        <w:rPr>
+          <w:noProof/>
+        </w:rPr>
         <w:drawing>
           <wp:inline distT="0" distB="0" distL="0" distR="0" wp14:anchorId="06FAC6C9" wp14:editId="5DA8B481">
             <wp:extent cx="4105848" cy="7135221"/>
@@ -49,6 +52,155 @@
                     <a:xfrm>
                       <a:off x="0" y="0"/>
                       <a:ext cx="4105848" cy="7135221"/>
+                    </a:xfrm>
+                    <a:prstGeom prst="rect">
+                      <a:avLst/>
+                    </a:prstGeom>
+                  </pic:spPr>
+                </pic:pic>
+              </a:graphicData>
+            </a:graphic>
+          </wp:inline>
+        </w:drawing>
+      </w:r>
+    </w:p>
+    <w:p>
+      <w:r>
+        <w:br w:type="page"/>
+      </w:r>
+    </w:p>
+    <w:p>
+      <w:pPr>
+        <w:jc w:val="center"/>
+        <w:rPr>
+          <w:b/>
+          <w:bCs/>
+        </w:rPr>
+      </w:pPr>
+      <w:r>
+        <w:rPr>
+          <w:b/>
+          <w:bCs/>
+          <w:sz w:val="32"/>
+          <w:szCs w:val="32"/>
+        </w:rPr>
+        <w:lastRenderedPageBreak/>
+        <w:t>Kết nối supabase local khác với kết nối supabase khi deploy</w:t>
+      </w:r>
+    </w:p>
+    <w:p>
+      <w:r>
+        <w:rPr>
+          <w:noProof/>
+        </w:rPr>
+        <w:drawing>
+          <wp:inline distT="0" distB="0" distL="0" distR="0" wp14:anchorId="730E376B" wp14:editId="2166CEEF">
+            <wp:extent cx="3419061" cy="6766892"/>
+            <wp:effectExtent l="0" t="0" r="0" b="0"/>
+            <wp:docPr id="205586548" name="Picture 1"/>
+            <wp:cNvGraphicFramePr>
+              <a:graphicFrameLocks xmlns:a="http://schemas.openxmlformats.org/drawingml/2006/main" noChangeAspect="1"/>
+            </wp:cNvGraphicFramePr>
+            <a:graphic xmlns:a="http://schemas.openxmlformats.org/drawingml/2006/main">
+              <a:graphicData uri="http://schemas.openxmlformats.org/drawingml/2006/picture">
+                <pic:pic xmlns:pic="http://schemas.openxmlformats.org/drawingml/2006/picture">
+                  <pic:nvPicPr>
+                    <pic:cNvPr id="205586548" name=""/>
+                    <pic:cNvPicPr/>
+                  </pic:nvPicPr>
+                  <pic:blipFill>
+                    <a:blip r:embed="rId6"/>
+                    <a:stretch>
+                      <a:fillRect/>
+                    </a:stretch>
+                  </pic:blipFill>
+                  <pic:spPr>
+                    <a:xfrm>
+                      <a:off x="0" y="0"/>
+                      <a:ext cx="3420910" cy="6770552"/>
+                    </a:xfrm>
+                    <a:prstGeom prst="rect">
+                      <a:avLst/>
+                    </a:prstGeom>
+                  </pic:spPr>
+                </pic:pic>
+              </a:graphicData>
+            </a:graphic>
+          </wp:inline>
+        </w:drawing>
+      </w:r>
+    </w:p>
+    <w:p>
+      <w:r>
+        <w:br w:type="page"/>
+      </w:r>
+    </w:p>
+    <w:p>
+      <w:pPr>
+        <w:jc w:val="center"/>
+        <w:rPr>
+          <w:b/>
+          <w:bCs/>
+          <w:sz w:val="32"/>
+          <w:szCs w:val="32"/>
+        </w:rPr>
+      </w:pPr>
+      <w:r>
+        <w:rPr>
+          <w:b/>
+          <w:bCs/>
+          <w:sz w:val="32"/>
+          <w:szCs w:val="32"/>
+        </w:rPr>
+        <w:lastRenderedPageBreak/>
+        <w:t>L</w:t>
+      </w:r>
+      <w:r>
+        <w:rPr>
+          <w:b/>
+          <w:bCs/>
+          <w:sz w:val="32"/>
+          <w:szCs w:val="32"/>
+        </w:rPr>
+        <w:t>u</w:t>
+      </w:r>
+      <w:r>
+        <w:rPr>
+          <w:b/>
+          <w:bCs/>
+          <w:sz w:val="32"/>
+          <w:szCs w:val="32"/>
+        </w:rPr>
+        <w:t>ồng hoạt động của Nexora</w:t>
+      </w:r>
+    </w:p>
+    <w:p>
+      <w:r>
+        <w:drawing>
+          <wp:inline distT="0" distB="0" distL="0" distR="0" wp14:anchorId="4958CDC1" wp14:editId="6EDA4E4F">
+            <wp:extent cx="4029637" cy="7078063"/>
+            <wp:effectExtent l="0" t="0" r="9525" b="8890"/>
+            <wp:docPr id="528589994" name="Picture 1"/>
+            <wp:cNvGraphicFramePr>
+              <a:graphicFrameLocks xmlns:a="http://schemas.openxmlformats.org/drawingml/2006/main" noChangeAspect="1"/>
+            </wp:cNvGraphicFramePr>
+            <a:graphic xmlns:a="http://schemas.openxmlformats.org/drawingml/2006/main">
+              <a:graphicData uri="http://schemas.openxmlformats.org/drawingml/2006/picture">
+                <pic:pic xmlns:pic="http://schemas.openxmlformats.org/drawingml/2006/picture">
+                  <pic:nvPicPr>
+                    <pic:cNvPr id="528589994" name=""/>
+                    <pic:cNvPicPr/>
+                  </pic:nvPicPr>
+                  <pic:blipFill>
+                    <a:blip r:embed="rId7"/>
+                    <a:stretch>
+                      <a:fillRect/>
+                    </a:stretch>
+                  </pic:blipFill>
+                  <pic:spPr>
+                    <a:xfrm>
+                      <a:off x="0" y="0"/>
+                      <a:ext cx="4029637" cy="7078063"/>
                     </a:xfrm>
                     <a:prstGeom prst="rect">
                       <a:avLst/>
